--- a/Instrução.docx
+++ b/Instrução.docx
@@ -93,8 +93,14 @@
           <w:ilvl w:val="1"/>
           <w:numId w:val="1"/>
         </w:numPr>
-      </w:pPr>
-      <w:r>
+        <w:rPr>
+          <w:highlight w:val="yellow"/>
+        </w:rPr>
+      </w:pPr>
+      <w:r>
+        <w:rPr>
+          <w:highlight w:val="yellow"/>
+        </w:rPr>
         <w:t>Receita Total</w:t>
       </w:r>
     </w:p>
@@ -104,8 +110,14 @@
           <w:ilvl w:val="1"/>
           <w:numId w:val="1"/>
         </w:numPr>
-      </w:pPr>
-      <w:r>
+        <w:rPr>
+          <w:highlight w:val="yellow"/>
+        </w:rPr>
+      </w:pPr>
+      <w:r>
+        <w:rPr>
+          <w:highlight w:val="yellow"/>
+        </w:rPr>
         <w:t>Quantidade Vendida</w:t>
       </w:r>
     </w:p>
@@ -115,8 +127,14 @@
           <w:ilvl w:val="1"/>
           <w:numId w:val="1"/>
         </w:numPr>
-      </w:pPr>
-      <w:r>
+        <w:rPr>
+          <w:highlight w:val="yellow"/>
+        </w:rPr>
+      </w:pPr>
+      <w:r>
+        <w:rPr>
+          <w:highlight w:val="yellow"/>
+        </w:rPr>
         <w:t>Ticket Médio</w:t>
       </w:r>
     </w:p>
@@ -147,8 +165,14 @@
           <w:ilvl w:val="1"/>
           <w:numId w:val="1"/>
         </w:numPr>
-      </w:pPr>
-      <w:r>
+        <w:rPr>
+          <w:highlight w:val="yellow"/>
+        </w:rPr>
+      </w:pPr>
+      <w:r>
+        <w:rPr>
+          <w:highlight w:val="yellow"/>
+        </w:rPr>
         <w:t>Total de vendas (valor e quantidade)</w:t>
       </w:r>
     </w:p>
@@ -158,8 +182,14 @@
           <w:ilvl w:val="1"/>
           <w:numId w:val="1"/>
         </w:numPr>
-      </w:pPr>
-      <w:r>
+        <w:rPr>
+          <w:highlight w:val="yellow"/>
+        </w:rPr>
+      </w:pPr>
+      <w:r>
+        <w:rPr>
+          <w:highlight w:val="yellow"/>
+        </w:rPr>
         <w:t>Vendas por produto</w:t>
       </w:r>
     </w:p>
@@ -169,8 +199,14 @@
           <w:ilvl w:val="1"/>
           <w:numId w:val="1"/>
         </w:numPr>
-      </w:pPr>
-      <w:r>
+        <w:rPr>
+          <w:highlight w:val="yellow"/>
+        </w:rPr>
+      </w:pPr>
+      <w:r>
+        <w:rPr>
+          <w:highlight w:val="yellow"/>
+        </w:rPr>
         <w:t>Vendas por vendedor</w:t>
       </w:r>
     </w:p>
@@ -180,8 +216,14 @@
           <w:ilvl w:val="1"/>
           <w:numId w:val="1"/>
         </w:numPr>
-      </w:pPr>
-      <w:r>
+        <w:rPr>
+          <w:highlight w:val="yellow"/>
+        </w:rPr>
+      </w:pPr>
+      <w:r>
+        <w:rPr>
+          <w:highlight w:val="yellow"/>
+        </w:rPr>
         <w:t>Vendas por região (cidade/estado)</w:t>
       </w:r>
     </w:p>
@@ -191,8 +233,14 @@
           <w:ilvl w:val="1"/>
           <w:numId w:val="1"/>
         </w:numPr>
-      </w:pPr>
-      <w:r>
+        <w:rPr>
+          <w:highlight w:val="yellow"/>
+        </w:rPr>
+      </w:pPr>
+      <w:r>
+        <w:rPr>
+          <w:highlight w:val="yellow"/>
+        </w:rPr>
         <w:t>Evolução das vendas ao longo do tempo (gráfico de linha)</w:t>
       </w:r>
     </w:p>
@@ -204,15 +252,27 @@
         </w:numPr>
       </w:pPr>
       <w:r>
+        <w:rPr>
+          <w:highlight w:val="yellow"/>
+        </w:rPr>
         <w:t>Filtros interativos (</w:t>
       </w:r>
       <w:proofErr w:type="spellStart"/>
       <w:r>
+        <w:rPr>
+          <w:highlight w:val="yellow"/>
+        </w:rPr>
         <w:t>slicers</w:t>
       </w:r>
       <w:proofErr w:type="spellEnd"/>
       <w:r>
-        <w:t>) para período, produto, vendedor ou cliente</w:t>
+        <w:rPr>
+          <w:highlight w:val="yellow"/>
+        </w:rPr>
+        <w:t>) para período, produto, vendedor</w:t>
+      </w:r>
+      <w:r>
+        <w:t xml:space="preserve"> ou cliente</w:t>
       </w:r>
     </w:p>
     <w:p/>
@@ -954,6 +1014,7 @@
   <w:style w:type="character" w:default="1" w:styleId="Fontepargpadro">
     <w:name w:val="Default Paragraph Font"/>
     <w:uiPriority w:val="1"/>
+    <w:semiHidden/>
     <w:unhideWhenUsed/>
   </w:style>
   <w:style w:type="table" w:default="1" w:styleId="Tabelanormal">
